--- a/7-技术管理/流程制度规范类文件/HFSJ-ITSS-0702-运维服务研发成果应用管理制度.docx
+++ b/7-技术管理/流程制度规范类文件/HFSJ-ITSS-0702-运维服务研发成果应用管理制度.docx
@@ -3403,7 +3403,7 @@
             <w:t xml:space="preserve">4.3. </w:t>
           </w:r>
           <w:r>
-            <w:t>产品产品质量部</w:t>
+            <w:t>产品质量部</w:t>
           </w:r>
           <w:r>
             <w:tab/>
@@ -6175,7 +6175,7 @@
         <w:textAlignment w:val="baseline"/>
       </w:pPr>
       <w:r>
-        <w:t>本制度适用于研发部、运维部、产品产品质量部、综合部及相关参与成果应用的部门。</w:t>
+        <w:t>本制度适用于研发部、运维部、产品质量部、综合部及相关参与成果应用的部门。</w:t>
       </w:r>
     </w:p>
     <w:p>
@@ -8325,7 +8325,7 @@
                 <w:rFonts w:ascii="Arial" w:eastAsia="等线" w:hAnsi="Arial" w:cs="Arial"/>
                 <w:sz w:val="22"/>
               </w:rPr>
-              <w:t>产品产品质量部经理、质量专员</w:t>
+              <w:t>产品质量部经理、质量专员</w:t>
             </w:r>
           </w:p>
         </w:tc>
@@ -8909,7 +8909,7 @@
       <w:bookmarkStart w:id="17" w:name="_Toc12664"/>
       <w:bookmarkStart w:id="18" w:name="heading_8"/>
       <w:r>
-        <w:t>产品产品质量部</w:t>
+        <w:t>产品质量部</w:t>
       </w:r>
       <w:bookmarkEnd w:id="17"/>
       <w:bookmarkEnd w:id="18"/>
@@ -8933,7 +8933,7 @@
         <w:textAlignment w:val="baseline"/>
       </w:pPr>
       <w:r>
-        <w:t>产品产品质量部是成果应用的质量监督方，主要职责如下：</w:t>
+        <w:t>产品质量部是成果应用的质量监督方，主要职责如下：</w:t>
       </w:r>
     </w:p>
     <w:p>
@@ -8960,7 +8960,7 @@
         <w:textAlignment w:val="baseline"/>
       </w:pPr>
       <w:r>
-        <w:t>产品产品质量部经理负责监督成果应用过程的规范性；</w:t>
+        <w:t>产品质量部经理负责监督成果应用过程的规范性；</w:t>
       </w:r>
     </w:p>
     <w:p>
@@ -17857,7 +17857,7 @@
               <w:textAlignment w:val="baseline"/>
             </w:pPr>
             <w:r>
-              <w:t>产品产品质量部</w:t>
+              <w:t>产品质量部</w:t>
             </w:r>
             <w:r>
               <w:t>专员</w:t>
